--- a/docs/evaluation/docx/M05-transfer-relieving-joining-workflow-council.docx
+++ b/docs/evaluation/docx/M05-transfer-relieving-joining-workflow-council.docx
@@ -12,7 +12,7 @@
           <w:color w:val="1F3864"/>
           <w:sz w:val="52"/>
         </w:rPr>
-        <w:t xml:space="preserve"> Adversarial Idea Evaluator — Council Report</w:t>
+        <w:t>M05 transfer relieving joining workflow council</w:t>
       </w:r>
     </w:p>
     <w:p>
@@ -387,7 +387,7 @@
         <w:t>Non-joining / stay orders are unmodelled.</w:t>
       </w:r>
       <w:r>
-        <w:t xml:space="preserve"> Govt transfers are routinely challenged — CAT/court </w:t>
+        <w:t xml:space="preserve"> Enterprise transfers are routinely challenged — CAT/court </w:t>
       </w:r>
       <w:r>
         <w:rPr>
@@ -512,7 +512,7 @@
         <w:t>one active *substantive* posting transition per person</w:t>
       </w:r>
       <w:r>
-        <w:t>," with additional-charge and deputation as distinct, co-existable order classes. As written, the rule will block valid government realities.</w:t>
+        <w:t>," with additional-charge and deputation as distinct, co-existable order classes. As written, the rule will block valid enterprise realities.</w:t>
       </w:r>
     </w:p>
     <w:p>
@@ -552,7 +552,7 @@
         <w:t>Hidden assumption: that allotment is a batch computation.</w:t>
       </w:r>
       <w:r>
-        <w:t xml:space="preserve"> Real cadre transfers in government are an </w:t>
+        <w:t xml:space="preserve"> Real cadre transfers in enterprise are an </w:t>
       </w:r>
       <w:r>
         <w:rPr>
@@ -639,7 +639,7 @@
     </w:p>
     <w:p>
       <w:r>
-        <w:t xml:space="preserve">I read this as someone who has never worked in an Indian government HR office, and large parts assume knowledge the BRD never gives. </w:t>
+        <w:t xml:space="preserve">I read this as someone who has never worked in an Indian enterprise HR office, and large parts assume knowledge the BRD never gives. </w:t>
       </w:r>
       <w:r>
         <w:rPr>
@@ -1053,7 +1053,7 @@
         <w:pStyle w:val="ListNumber"/>
       </w:pPr>
       <w:r>
-        <w:t>*Strongest:* C — reframing "one active order per employee" as "one substantive transition" dissolves a constraint that would otherwise block additional-charge and deputation overlap, which are everyday government cases.</w:t>
+        <w:t>*Strongest:* C — reframing "one active order per employee" as "one substantive transition" dissolves a constraint that would otherwise block additional-charge and deputation overlap, which are everyday enterprise cases.</w:t>
       </w:r>
     </w:p>
     <w:p>
@@ -1116,7 +1116,7 @@
         <w:rPr>
           <w:b/>
         </w:rPr>
-        <w:t>government quarters/estate</w:t>
+        <w:t>enterprise quarters/estate</w:t>
       </w:r>
       <w:r>
         <w:t xml:space="preserve"> beyond a single clearance tick — retention of official accommodation post-transfer, vacation timelines, and licence-fee recovery are statutory and money-bearing; the BRD reduces them to one </w:t>
@@ -1170,7 +1170,7 @@
         <w:t>idempotency and gapless statutory numbering under failure.</w:t>
       </w:r>
       <w:r>
-        <w:t xml:space="preserve"> Govt order numbers must often be gapless per office per year; "retry sequence on collision" can leave gaps or duplicates across retries — a compliance defect none of the five fully pinned down.</w:t>
+        <w:t xml:space="preserve"> Enterprise order numbers must often be gapless per office per year; "retry sequence on collision" can leave gaps or duplicates across retries — a compliance defect none of the five fully pinned down.</w:t>
       </w:r>
     </w:p>
     <w:p>
@@ -1392,7 +1392,7 @@
         <w:rPr>
           <w:b/>
         </w:rPr>
-        <w:t>Government quarters/estate</w:t>
+        <w:t>Enterprise quarters/estate</w:t>
       </w:r>
       <w:r>
         <w:t xml:space="preserve"> as a money-bearing sub-process, not one checklist tick (R3).</w:t>
@@ -1477,7 +1477,7 @@
         <w:t>representation/stay-order hold</w:t>
       </w:r>
       <w:r>
-        <w:t xml:space="preserve"> state reflecting government reality; (5) counselling modelled as an </w:t>
+        <w:t xml:space="preserve"> state reflecting enterprise reality; (5) counselling modelled as an </w:t>
       </w:r>
       <w:r>
         <w:rPr>
@@ -2768,7 +2768,7 @@
               <w:rPr>
                 <w:sz w:val="18"/>
               </w:rPr>
-              <w:t>Government quarters/estate reduced to one checklist tick</w:t>
+              <w:t>Enterprise quarters/estate reduced to one checklist tick</w:t>
             </w:r>
           </w:p>
         </w:tc>
@@ -3654,7 +3654,7 @@
         <w:rPr>
           <w:b/>
         </w:rPr>
-        <w:t>Model government quarters/estate as a sub-process,</w:t>
+        <w:t>Model enterprise quarters/estate as a sub-process,</w:t>
       </w:r>
       <w:r>
         <w:t xml:space="preserve"> not one checklist line: retention-allowed flag, vacation-by date, and a licence-fee-recovery signal to M10 when accommodation is retained post-transfer. (Risk 16)</w:t>
@@ -3832,7 +3832,7 @@
         <w:color w:val="808080"/>
         <w:sz w:val="16"/>
       </w:rPr>
-      <w:t xml:space="preserve"> Adversarial Idea Evaluator — Council Report</w:t>
+      <w:t>M05 transfer relieving joining workflow council</w:t>
       <w:tab/>
       <w:t>Confidential</w:t>
     </w:r>
